--- a/docs/user-guide/User Guide - Partner Management.docx
+++ b/docs/user-guide/User Guide - Partner Management.docx
@@ -39,7 +39,7 @@
         <w:jc w:val="center"/>
       </w:pPr>
       <w:r>
-        <w:t xml:space="preserve">Versi 1.0</w:t>
+        <w:t xml:space="preserve">Versi 1.1</w:t>
       </w:r>
     </w:p>
     <w:p>
@@ -47,7 +47,7 @@
         <w:jc w:val="center"/>
       </w:pPr>
       <w:r>
-        <w:t xml:space="preserve">20 Oktober 2026</w:t>
+        <w:t xml:space="preserve">29 Oktober 2026</w:t>
       </w:r>
     </w:p>
     <w:p>
@@ -200,6 +200,52 @@
             <w:pPr/>
             <w:r>
               <w:t xml:space="preserve">Dokumen awal User Guide Partner Management</w:t>
+            </w:r>
+          </w:p>
+        </w:tc>
+        <w:tc>
+          <w:tcPr>
+            <w:tcW w:w="2000" w:type="dxa"/>
+          </w:tcPr>
+          <w:p>
+            <w:pPr/>
+            <w:r>
+              <w:t xml:space="preserve">ICT Business Analyst</w:t>
+            </w:r>
+          </w:p>
+        </w:tc>
+      </w:tr>
+      <w:tr>
+        <w:tc>
+          <w:tcPr>
+            <w:tcW w:w="1000" w:type="dxa"/>
+          </w:tcPr>
+          <w:p>
+            <w:pPr/>
+            <w:r>
+              <w:t xml:space="preserve">1.1</w:t>
+            </w:r>
+          </w:p>
+        </w:tc>
+        <w:tc>
+          <w:tcPr>
+            <w:tcW w:w="1800" w:type="dxa"/>
+          </w:tcPr>
+          <w:p>
+            <w:pPr/>
+            <w:r>
+              <w:t xml:space="preserve">29 Oktober 2026</w:t>
+            </w:r>
+          </w:p>
+        </w:tc>
+        <w:tc>
+          <w:tcPr>
+            <w:tcW w:w="4200" w:type="dxa"/>
+          </w:tcPr>
+          <w:p>
+            <w:pPr/>
+            <w:r>
+              <w:t xml:space="preserve">Pembaruan form publik, peta, draft, master wilayah, halaman sukses, dan monitoring submission</w:t>
             </w:r>
           </w:p>
         </w:tc>
@@ -1476,10 +1522,313 @@
         <w:rPr>
           <w:b/>
         </w:rPr>
+        <w:t xml:space="preserve">2. Pilih negara pada bagian telepon. Pilihan menampilkan bendera dan calling code tanpa mengambil ruang nomor lokal.</w:t>
+      </w:r>
+    </w:p>
+    <w:p>
+      <w:pPr/>
+      <w:r>
+        <w:rPr>
+          <w:b/>
+        </w:rPr>
+        <w:t xml:space="preserve">3. </w:t>
+      </w:r>
+      <w:r>
+        <w:t xml:space="preserve">Masukkan nomor lokal dengan angka saja tanpa mengulang calling code.</w:t>
+      </w:r>
+    </w:p>
+    <w:p>
+      <w:pPr/>
+      <w:r>
+        <w:rPr>
+          <w:b/>
+        </w:rPr>
+        <w:t xml:space="preserve">4. </w:t>
+      </w:r>
+      <w:r>
+        <w:t xml:space="preserve">Gunakan tombol tambah jika perusahaan memiliki lebih dari satu narahubung.</w:t>
+      </w:r>
+    </w:p>
+    <w:p>
+      <w:pPr>
+        <w:pStyle w:val="Heading2"/>
+      </w:pPr>
+      <w:r>
+        <w:t xml:space="preserve">3.4 Address</w:t>
+      </w:r>
+    </w:p>
+    <w:p>
+      <w:pPr>
+        <w:pStyle w:val="ListBullet"/>
+      </w:pPr>
+      <w:r>
+        <w:t xml:space="preserve">• Isi alamat legal atau pajak sebagai alamat utama.</w:t>
+      </w:r>
+    </w:p>
+    <w:p>
+      <w:pPr>
+        <w:pStyle w:val="ListBullet"/>
+      </w:pPr>
+      <w:r>
+        <w:t xml:space="preserve">• Gunakan opsi alamat operasional sama dengan alamat legal jika datanya identik.</w:t>
+      </w:r>
+    </w:p>
+    <w:p>
+      <w:pPr>
+        <w:pStyle w:val="ListBullet"/>
+      </w:pPr>
+      <w:r>
+        <w:t xml:space="preserve">• Untuk Indonesia, pilih provinsi, kota/kabupaten, dan kode pos dari master data.</w:t>
+      </w:r>
+    </w:p>
+    <w:p>
+      <w:pPr>
+        <w:pStyle w:val="ListBullet"/>
+      </w:pPr>
+      <w:r>
+        <w:t xml:space="preserve">• Untuk negara lain, isi state/province, city, dan postal code sesuai alamat resmi.</w:t>
+      </w:r>
+    </w:p>
+    <w:p>
+      <w:pPr>
+        <w:pStyle w:val="ListBullet"/>
+      </w:pPr>
+      <w:r>
+        <w:t xml:space="preserve">• Tentukan titik lokasi melalui pencarian, klik langsung pada peta, atau geser pin. Gunakan tombol Layar penuh bila memerlukan area peta yang lebih luas. Setelah pin dipilih, sistem memperbarui koordinat dan alamat ditemukan melalui reverse geocoding.</w:t>
+      </w:r>
+    </w:p>
+    <w:p>
+      <w:pPr>
+        <w:pStyle w:val="ListBullet"/>
+      </w:pPr>
+      <w:r>
+        <w:t xml:space="preserve">• Kegagalan peta tidak menghalangi pengisian alamat secara manual.</w:t>
+      </w:r>
+    </w:p>
+    <w:p>
+      <w:pPr>
+        <w:pStyle w:val="Heading2"/>
+      </w:pPr>
+      <w:r>
+        <w:t xml:space="preserve">3.5 Bank</w:t>
+      </w:r>
+    </w:p>
+    <w:p>
+      <w:pPr>
+        <w:pStyle w:val="ListBullet"/>
+      </w:pPr>
+      <w:r>
+        <w:t xml:space="preserve">• Isi nama bank sesuai nama resmi. Nama bank dapat memuat huruf, angka, spasi, titik, atau tanda hubung.</w:t>
+      </w:r>
+    </w:p>
+    <w:p>
+      <w:pPr>
+        <w:pStyle w:val="ListBullet"/>
+      </w:pPr>
+      <w:r>
+        <w:t xml:space="preserve">• Nama pemilik rekening hanya menerima huruf dan spasi.</w:t>
+      </w:r>
+    </w:p>
+    <w:p>
+      <w:pPr>
+        <w:pStyle w:val="ListBullet"/>
+      </w:pPr>
+      <w:r>
+        <w:t xml:space="preserve">• Nomor rekening hanya menerima angka.</w:t>
+      </w:r>
+    </w:p>
+    <w:p>
+      <w:pPr>
+        <w:pStyle w:val="ListBullet"/>
+      </w:pPr>
+      <w:r>
+        <w:t xml:space="preserve">• Gunakan tombol tambah jika perusahaan mempunyai lebih dari satu rekening.</w:t>
+      </w:r>
+    </w:p>
+    <w:p>
+      <w:pPr>
+        <w:pStyle w:val="Heading2"/>
+      </w:pPr>
+      <w:r>
+        <w:t xml:space="preserve">3.6 Dokumen dan Informasi Tambahan</w:t>
+      </w:r>
+    </w:p>
+    <w:p>
+      <w:pPr>
+        <w:pStyle w:val="ListBullet"/>
+      </w:pPr>
+      <w:r>
+        <w:t xml:space="preserve">• Unggah dokumen sesuai kategori dan format yang diminta.</w:t>
+      </w:r>
+    </w:p>
+    <w:p>
+      <w:pPr>
+        <w:pStyle w:val="ListBullet"/>
+      </w:pPr>
+      <w:r>
+        <w:t xml:space="preserve">• Pastikan ukuran serta jumlah file tidak melebihi batas pada form.</w:t>
+      </w:r>
+    </w:p>
+    <w:p>
+      <w:pPr>
+        <w:pStyle w:val="ListBullet"/>
+      </w:pPr>
+      <w:r>
+        <w:t xml:space="preserve">• Jangan mengubah ekstensi file untuk menyamarkan tipe file. Server memeriksa isi file.</w:t>
+      </w:r>
+    </w:p>
+    <w:p>
+      <w:pPr>
+        <w:pStyle w:val="ListBullet"/>
+      </w:pPr>
+      <w:r>
+        <w:t xml:space="preserve">• Lengkapi survei atau informasi produk jika bagian tersebut muncul untuk jenis partner yang dipilih.</w:t>
+      </w:r>
+    </w:p>
+    <w:p>
+      <w:pPr>
+        <w:pStyle w:val="Heading2"/>
+      </w:pPr>
+      <w:r>
+        <w:t xml:space="preserve">3.7 Mengirim Registrasi</w:t>
+      </w:r>
+    </w:p>
+    <w:p>
+      <w:pPr/>
+      <w:r>
+        <w:rPr>
+          <w:b/>
+        </w:rPr>
+        <w:t xml:space="preserve">1. </w:t>
+      </w:r>
+      <w:r>
+        <w:t xml:space="preserve">Periksa kembali seluruh langkah dan perbaiki pesan validasi yang muncul.</w:t>
+      </w:r>
+    </w:p>
+    <w:p>
+      <w:pPr/>
+      <w:r>
+        <w:rPr>
+          <w:b/>
+        </w:rPr>
         <w:t xml:space="preserve">2. </w:t>
       </w:r>
       <w:r>
-        <w:t xml:space="preserve">Pilih negara pada bagian telepon. Pilihan menampilkan bendera, kode negara, dan calling code.</w:t>
+        <w:t xml:space="preserve">Klik Submit atau tombol pengiriman pada langkah terakhir.</w:t>
+      </w:r>
+    </w:p>
+    <w:p>
+      <w:pPr/>
+      <w:r>
+        <w:rPr>
+          <w:b/>
+        </w:rPr>
+        <w:t xml:space="preserve">3. Tunggu sampai notifikasi menyatakan submission berhasil dan menampilkan hitung mundur lima detik.</w:t>
+      </w:r>
+    </w:p>
+    <w:p>
+      <w:pPr/>
+      <w:r>
+        <w:rPr>
+          <w:b/>
+        </w:rPr>
+        <w:t xml:space="preserve">4. Sistem mencoba menutup tab secara otomatis. Jika browser menolak, sistem mengarahkan Anda ke halaman Terima Kasih sebagai konfirmasi bahwa data telah diterima.</w:t>
+      </w:r>
+    </w:p>
+    <w:p>
+      <w:pPr>
+        <w:pStyle w:val="ListBullet"/>
+      </w:pPr>
+      <w:r>
+        <w:t xml:space="preserve">• Jangan mengirim ulang form selama indikator proses masih tampil.</w:t>
+      </w:r>
+    </w:p>
+    <w:p>
+      <w:pPr/>
+      <w:r>
+        <w:br w:type="page"/>
+      </w:r>
+    </w:p>
+    <w:p>
+      <w:pPr>
+        <w:pStyle w:val="Heading2"/>
+      </w:pPr>
+      <w:r>
+        <w:t xml:space="preserve">3.8 Draft Form dan Refresh Halaman</w:t>
+      </w:r>
+    </w:p>
+    <w:p>
+      <w:pPr>
+        <w:jc w:val="center"/>
+        <w:spacing w:after="720"/>
+      </w:pPr>
+      <w:r>
+        <w:rPr>
+          <w:b/>
+        </w:rPr>
+        <w:t xml:space="preserve">Data form yang telah diisi disimpan sementara pada session storage browser untuk token form yang sama. Jika halaman tidak sengaja di-refresh, sistem memulihkan field yang dapat disimpan sehingga pengisian tidak dimulai dari awal.</w:t>
+      </w:r>
+    </w:p>
+    <w:p>
+      <w:pPr>
+        <w:pStyle w:val="ListBullet"/>
+      </w:pPr>
+      <w:r>
+        <w:t xml:space="preserve">• File upload tidak dipulihkan oleh browser. Pilih ulang file sebelum submit.</w:t>
+      </w:r>
+    </w:p>
+    <w:p>
+      <w:pPr>
+        <w:pStyle w:val="ListBullet"/>
+      </w:pPr>
+      <w:r>
+        <w:t xml:space="preserve">• Draft hanya berlaku pada browser dan tab/session yang sama serta dihapus setelah submission berhasil.</w:t>
+      </w:r>
+    </w:p>
+    <w:p>
+      <w:pPr>
+        <w:pStyle w:val="Heading1"/>
+      </w:pPr>
+      <w:r>
+        <w:t xml:space="preserve">4. Panduan User: Partner Terdaftar</w:t>
+      </w:r>
+    </w:p>
+    <w:p>
+      <w:pPr/>
+      <w:r>
+        <w:t xml:space="preserve">User adalah vendor atau customer yang sudah terdaftar. Menu yang tersedia mengikuti permission akun.</w:t>
+      </w:r>
+    </w:p>
+    <w:p>
+      <w:pPr>
+        <w:pStyle w:val="Heading2"/>
+      </w:pPr>
+      <w:r>
+        <w:t xml:space="preserve">4.1 Melihat Data Perusahaan</w:t>
+      </w:r>
+    </w:p>
+    <w:p>
+      <w:pPr/>
+      <w:r>
+        <w:rPr>
+          <w:b/>
+        </w:rPr>
+        <w:t xml:space="preserve">1. </w:t>
+      </w:r>
+      <w:r>
+        <w:t xml:space="preserve">Login ke portal.</w:t>
+      </w:r>
+    </w:p>
+    <w:p>
+      <w:pPr/>
+      <w:r>
+        <w:rPr>
+          <w:b/>
+        </w:rPr>
+        <w:t xml:space="preserve">2. </w:t>
+      </w:r>
+      <w:r>
+        <w:t xml:space="preserve">Buka menu partner atau profil perusahaan yang tersedia.</w:t>
       </w:r>
     </w:p>
     <w:p>
@@ -1491,7 +1840,7 @@
         <w:t xml:space="preserve">3. </w:t>
       </w:r>
       <w:r>
-        <w:t xml:space="preserve">Masukkan nomor lokal dengan angka saja tanpa mengulang calling code.</w:t>
+        <w:t xml:space="preserve">Periksa master information, kontak, alamat, bank, pajak, dan lampiran.</w:t>
       </w:r>
     </w:p>
     <w:p>
@@ -1503,7 +1852,7 @@
         <w:t xml:space="preserve">4. </w:t>
       </w:r>
       <w:r>
-        <w:t xml:space="preserve">Gunakan tombol tambah jika perusahaan memiliki lebih dari satu narahubung.</w:t>
+        <w:t xml:space="preserve">Gunakan tombol detail pada bagian yang ingin diperiksa.</w:t>
       </w:r>
     </w:p>
     <w:p>
@@ -1511,7 +1860,55 @@
         <w:pStyle w:val="Heading2"/>
       </w:pPr>
       <w:r>
-        <w:t xml:space="preserve">3.4 Address</w:t>
+        <w:t xml:space="preserve">4.2 Memperbarui Data</w:t>
+      </w:r>
+    </w:p>
+    <w:p>
+      <w:pPr/>
+      <w:r>
+        <w:rPr>
+          <w:b/>
+        </w:rPr>
+        <w:t xml:space="preserve">1. </w:t>
+      </w:r>
+      <w:r>
+        <w:t xml:space="preserve">Buka data perusahaan yang akan diperbarui.</w:t>
+      </w:r>
+    </w:p>
+    <w:p>
+      <w:pPr/>
+      <w:r>
+        <w:rPr>
+          <w:b/>
+        </w:rPr>
+        <w:t xml:space="preserve">2. </w:t>
+      </w:r>
+      <w:r>
+        <w:t xml:space="preserve">Klik Edit atau Update jika tombol tersedia.</w:t>
+      </w:r>
+    </w:p>
+    <w:p>
+      <w:pPr/>
+      <w:r>
+        <w:rPr>
+          <w:b/>
+        </w:rPr>
+        <w:t xml:space="preserve">3. </w:t>
+      </w:r>
+      <w:r>
+        <w:t xml:space="preserve">Ubah data dan lampiran yang diperlukan.</w:t>
+      </w:r>
+    </w:p>
+    <w:p>
+      <w:pPr/>
+      <w:r>
+        <w:rPr>
+          <w:b/>
+        </w:rPr>
+        <w:t xml:space="preserve">4. </w:t>
+      </w:r>
+      <w:r>
+        <w:t xml:space="preserve">Klik Simpan lalu pastikan muncul pesan berhasil.</w:t>
       </w:r>
     </w:p>
     <w:p>
@@ -1519,7 +1916,7 @@
         <w:pStyle w:val="ListBullet"/>
       </w:pPr>
       <w:r>
-        <w:t xml:space="preserve">• Isi alamat legal atau pajak sebagai alamat utama.</w:t>
+        <w:t xml:space="preserve">• Perubahan tetap mengikuti validasi yang berlaku pada formulir registrasi.</w:t>
       </w:r>
     </w:p>
     <w:p>
@@ -1527,7 +1924,145 @@
         <w:pStyle w:val="ListBullet"/>
       </w:pPr>
       <w:r>
-        <w:t xml:space="preserve">• Gunakan opsi alamat operasional sama dengan alamat legal jika datanya identik.</w:t>
+        <w:t xml:space="preserve">• Jika tombol edit tidak tersedia, hubungi PIC divisi yang menangani perusahaan Anda.</w:t>
+      </w:r>
+    </w:p>
+    <w:p>
+      <w:pPr>
+        <w:pStyle w:val="Heading1"/>
+      </w:pPr>
+      <w:r>
+        <w:t xml:space="preserve">5. Panduan Super User: PIC Divisi</w:t>
+      </w:r>
+    </w:p>
+    <w:p>
+      <w:pPr/>
+      <w:r>
+        <w:t xml:space="preserve">Super User digunakan oleh PIC pada divisi seperti Sales atau Purchasing. Fungsi yang terlihat mengikuti permission serta unit kerja akun.</w:t>
+      </w:r>
+    </w:p>
+    <w:p>
+      <w:pPr>
+        <w:pStyle w:val="Heading2"/>
+      </w:pPr>
+      <w:r>
+        <w:t xml:space="preserve">5.1 Memeriksa Daftar Partner</w:t>
+      </w:r>
+    </w:p>
+    <w:p>
+      <w:pPr/>
+      <w:r>
+        <w:rPr>
+          <w:b/>
+        </w:rPr>
+        <w:t xml:space="preserve">1. </w:t>
+      </w:r>
+      <w:r>
+        <w:t xml:space="preserve">Buka Partner Management.</w:t>
+      </w:r>
+    </w:p>
+    <w:p>
+      <w:pPr/>
+      <w:r>
+        <w:rPr>
+          <w:b/>
+        </w:rPr>
+        <w:t xml:space="preserve">2. </w:t>
+      </w:r>
+      <w:r>
+        <w:t xml:space="preserve">Gunakan pencarian atau filter untuk menemukan vendor atau customer.</w:t>
+      </w:r>
+    </w:p>
+    <w:p>
+      <w:pPr/>
+      <w:r>
+        <w:rPr>
+          <w:b/>
+        </w:rPr>
+        <w:t xml:space="preserve">3. </w:t>
+      </w:r>
+      <w:r>
+        <w:t xml:space="preserve">Buka detail partner dan periksa kelengkapan setiap bagian.</w:t>
+      </w:r>
+    </w:p>
+    <w:p>
+      <w:pPr/>
+      <w:r>
+        <w:rPr>
+          <w:b/>
+        </w:rPr>
+        <w:t xml:space="preserve">4. </w:t>
+      </w:r>
+      <w:r>
+        <w:t xml:space="preserve">Pastikan dokumen dapat dibuka melalui tombol preview atau download yang tersedia.</w:t>
+      </w:r>
+    </w:p>
+    <w:p>
+      <w:pPr>
+        <w:pStyle w:val="Heading2"/>
+      </w:pPr>
+      <w:r>
+        <w:t xml:space="preserve">5.2 Memulai atau Menindaklanjuti Approval</w:t>
+      </w:r>
+    </w:p>
+    <w:p>
+      <w:pPr/>
+      <w:r>
+        <w:rPr>
+          <w:b/>
+        </w:rPr>
+        <w:t xml:space="preserve">1. </w:t>
+      </w:r>
+      <w:r>
+        <w:t xml:space="preserve">Buka partner yang telah selesai diperiksa.</w:t>
+      </w:r>
+    </w:p>
+    <w:p>
+      <w:pPr/>
+      <w:r>
+        <w:rPr>
+          <w:b/>
+        </w:rPr>
+        <w:t xml:space="preserve">2. </w:t>
+      </w:r>
+      <w:r>
+        <w:t xml:space="preserve">Jalankan tindakan approval yang tersedia untuk mengirim data ke alur persetujuan.</w:t>
+      </w:r>
+    </w:p>
+    <w:p>
+      <w:pPr/>
+      <w:r>
+        <w:rPr>
+          <w:b/>
+        </w:rPr>
+        <w:t xml:space="preserve">3. </w:t>
+      </w:r>
+      <w:r>
+        <w:t xml:space="preserve">Buka My Pending Approvals jika akun ditunjuk sebagai approver.</w:t>
+      </w:r>
+    </w:p>
+    <w:p>
+      <w:pPr/>
+      <w:r>
+        <w:rPr>
+          <w:b/>
+        </w:rPr>
+        <w:t xml:space="preserve">4. </w:t>
+      </w:r>
+      <w:r>
+        <w:t xml:space="preserve">Periksa informasi perusahaan, submission, dan riwayat langkah sebelumnya.</w:t>
+      </w:r>
+    </w:p>
+    <w:p>
+      <w:pPr/>
+      <w:r>
+        <w:rPr>
+          <w:b/>
+        </w:rPr>
+        <w:t xml:space="preserve">5. </w:t>
+      </w:r>
+      <w:r>
+        <w:t xml:space="preserve">Pilih Approve atau Reject, isi catatan bila diperlukan, lalu konfirmasi tindakan.</w:t>
       </w:r>
     </w:p>
     <w:p>
@@ -1535,7 +2070,374 @@
         <w:pStyle w:val="ListBullet"/>
       </w:pPr>
       <w:r>
-        <w:t xml:space="preserve">• Untuk Indonesia, pilih provinsi, kota/kabupaten, dan kode pos dari master data.</w:t>
+        <w:t xml:space="preserve">• Sistem hanya mengizinkan approver memproses langkah yang sedang menjadi gilirannya.</w:t>
+      </w:r>
+    </w:p>
+    <w:p>
+      <w:pPr>
+        <w:pStyle w:val="Heading2"/>
+      </w:pPr>
+      <w:r>
+        <w:t xml:space="preserve">5.3 Dashboard</w:t>
+      </w:r>
+    </w:p>
+    <w:p>
+      <w:pPr/>
+      <w:r>
+        <w:t xml:space="preserve">Gunakan Dashboard untuk melihat ringkasan customer, vendor, approval terbaru, partner terbaru, distribusi wilayah, dan titik partner pada peta. Jika sebuah komponen gagal dimuat, muat ulang halaman dan laporkan pesan error kepada tim IT.</w:t>
+      </w:r>
+    </w:p>
+    <w:p>
+      <w:pPr>
+        <w:pStyle w:val="Heading1"/>
+      </w:pPr>
+      <w:r>
+        <w:t xml:space="preserve">6. Panduan Admin: Atasan PIC</w:t>
+      </w:r>
+    </w:p>
+    <w:p>
+      <w:pPr/>
+      <w:r>
+        <w:t xml:space="preserve">Admin mengawasi proses yang dijalankan PIC. Selain fungsi operasional yang diberikan melalui permission, Admin dapat meninjau data lintas pekerjaan bawahannya dan menjalankan approval ketika tercantum pada template.</w:t>
+      </w:r>
+    </w:p>
+    <w:p>
+      <w:pPr>
+        <w:pStyle w:val="Heading2"/>
+      </w:pPr>
+      <w:r>
+        <w:t xml:space="preserve">6.1 Monitoring Partner dan Approval</w:t>
+      </w:r>
+    </w:p>
+    <w:p>
+      <w:pPr/>
+      <w:r>
+        <w:rPr>
+          <w:b/>
+        </w:rPr>
+        <w:t xml:space="preserve">1. </w:t>
+      </w:r>
+      <w:r>
+        <w:t xml:space="preserve">Buka Partner Management untuk memeriksa status partner.</w:t>
+      </w:r>
+    </w:p>
+    <w:p>
+      <w:pPr/>
+      <w:r>
+        <w:rPr>
+          <w:b/>
+        </w:rPr>
+        <w:t xml:space="preserve">2. </w:t>
+      </w:r>
+      <w:r>
+        <w:t xml:space="preserve">Buka Approval Processes untuk melihat seluruh proses yang dapat diakses.</w:t>
+      </w:r>
+    </w:p>
+    <w:p>
+      <w:pPr/>
+      <w:r>
+        <w:rPr>
+          <w:b/>
+        </w:rPr>
+        <w:t xml:space="preserve">3. </w:t>
+      </w:r>
+      <w:r>
+        <w:t xml:space="preserve">Gunakan filter status, perusahaan, atau periode jika tersedia.</w:t>
+      </w:r>
+    </w:p>
+    <w:p>
+      <w:pPr/>
+      <w:r>
+        <w:rPr>
+          <w:b/>
+        </w:rPr>
+        <w:t xml:space="preserve">4. </w:t>
+      </w:r>
+      <w:r>
+        <w:t xml:space="preserve">Buka detail untuk melihat progress serta approval timeline.</w:t>
+      </w:r>
+    </w:p>
+    <w:p>
+      <w:pPr/>
+      <w:r>
+        <w:rPr>
+          <w:b/>
+        </w:rPr>
+        <w:t xml:space="preserve">5. </w:t>
+      </w:r>
+      <w:r>
+        <w:t xml:space="preserve">Gunakan My Pending Approvals untuk tindakan yang menunggu keputusan Anda.</w:t>
+      </w:r>
+    </w:p>
+    <w:p>
+      <w:pPr>
+        <w:pStyle w:val="Heading2"/>
+      </w:pPr>
+      <w:r>
+        <w:t xml:space="preserve">6.2 Mengelola Form Link</w:t>
+      </w:r>
+    </w:p>
+    <w:p>
+      <w:pPr/>
+      <w:r>
+        <w:rPr>
+          <w:b/>
+        </w:rPr>
+        <w:t xml:space="preserve">1. </w:t>
+      </w:r>
+      <w:r>
+        <w:t xml:space="preserve">Buka menu Form Links.</w:t>
+      </w:r>
+    </w:p>
+    <w:p>
+      <w:pPr/>
+      <w:r>
+        <w:rPr>
+          <w:b/>
+        </w:rPr>
+        <w:t xml:space="preserve">2. </w:t>
+      </w:r>
+      <w:r>
+        <w:t xml:space="preserve">Klik Create dan isi judul, tipe partner, masa berlaku, batas submission, serta status.</w:t>
+      </w:r>
+    </w:p>
+    <w:p>
+      <w:pPr/>
+      <w:r>
+        <w:rPr>
+          <w:b/>
+        </w:rPr>
+        <w:t xml:space="preserve">3. </w:t>
+      </w:r>
+      <w:r>
+        <w:t xml:space="preserve">Simpan lalu salin tautan publik untuk dikirim kepada calon partner.</w:t>
+      </w:r>
+    </w:p>
+    <w:p>
+      <w:pPr/>
+      <w:r>
+        <w:rPr>
+          <w:b/>
+        </w:rPr>
+        <w:t xml:space="preserve">4. </w:t>
+      </w:r>
+      <w:r>
+        <w:t xml:space="preserve">Gunakan Toggle Status untuk menonaktifkan atau mengaktifkan tautan.</w:t>
+      </w:r>
+    </w:p>
+    <w:p>
+      <w:pPr/>
+      <w:r>
+        <w:rPr>
+          <w:b/>
+        </w:rPr>
+        <w:t xml:space="preserve">5. Buka Submissions untuk melihat kartu ringkasan Total, Approved, In Progress, dan Rejected. Gunakan pencarian dan pagination, lalu buka detail atau riwayat approval dari tombol Actions.</w:t>
+      </w:r>
+    </w:p>
+    <w:p>
+      <w:pPr>
+        <w:pStyle w:val="Heading2"/>
+      </w:pPr>
+      <w:r>
+        <w:t xml:space="preserve">6.3 Impor dan Ekspor Data Perusahaan</w:t>
+      </w:r>
+    </w:p>
+    <w:p>
+      <w:pPr/>
+      <w:r>
+        <w:t xml:space="preserve">Fungsi ini hanya digunakan jika permission tersedia.</w:t>
+      </w:r>
+    </w:p>
+    <w:p>
+      <w:pPr/>
+      <w:r>
+        <w:rPr>
+          <w:b/>
+        </w:rPr>
+        <w:t xml:space="preserve">1. </w:t>
+      </w:r>
+      <w:r>
+        <w:t xml:space="preserve">Unduh template impor dari halaman Import Data Perusahaan.</w:t>
+      </w:r>
+    </w:p>
+    <w:p>
+      <w:pPr/>
+      <w:r>
+        <w:rPr>
+          <w:b/>
+        </w:rPr>
+        <w:t xml:space="preserve">2. </w:t>
+      </w:r>
+      <w:r>
+        <w:t xml:space="preserve">Isi data tanpa mengubah nama kolom.</w:t>
+      </w:r>
+    </w:p>
+    <w:p>
+      <w:pPr/>
+      <w:r>
+        <w:rPr>
+          <w:b/>
+        </w:rPr>
+        <w:t xml:space="preserve">3. </w:t>
+      </w:r>
+      <w:r>
+        <w:t xml:space="preserve">Unggah file dan periksa halaman Preview Import.</w:t>
+      </w:r>
+    </w:p>
+    <w:p>
+      <w:pPr/>
+      <w:r>
+        <w:rPr>
+          <w:b/>
+        </w:rPr>
+        <w:t xml:space="preserve">4. </w:t>
+      </w:r>
+      <w:r>
+        <w:t xml:space="preserve">Perbaiki kesalahan jika preview menampilkan data tidak valid.</w:t>
+      </w:r>
+    </w:p>
+    <w:p>
+      <w:pPr/>
+      <w:r>
+        <w:rPr>
+          <w:b/>
+        </w:rPr>
+        <w:t xml:space="preserve">5. </w:t>
+      </w:r>
+      <w:r>
+        <w:t xml:space="preserve">Klik Import Data untuk menyimpan data yang sudah diperiksa.</w:t>
+      </w:r>
+    </w:p>
+    <w:p>
+      <w:pPr/>
+      <w:r>
+        <w:t xml:space="preserve">Untuk ekspor, pilih Export Semua Data atau Export Custom. Pada Export Custom, pilih field yang diperlukan lalu tentukan format Excel atau PDF.</w:t>
+      </w:r>
+    </w:p>
+    <w:p>
+      <w:pPr/>
+      <w:r>
+        <w:br w:type="page"/>
+      </w:r>
+    </w:p>
+    <w:p>
+      <w:pPr>
+        <w:pStyle w:val="Heading1"/>
+      </w:pPr>
+      <w:r>
+        <w:t xml:space="preserve">7. Panduan Super Admin: Tim IT</w:t>
+      </w:r>
+    </w:p>
+    <w:p>
+      <w:pPr>
+        <w:pStyle w:val="Heading2"/>
+      </w:pPr>
+      <w:r>
+        <w:t xml:space="preserve">7.1 User Management</w:t>
+      </w:r>
+    </w:p>
+    <w:p>
+      <w:pPr/>
+      <w:r>
+        <w:rPr>
+          <w:b/>
+        </w:rPr>
+        <w:t xml:space="preserve">1. </w:t>
+      </w:r>
+      <w:r>
+        <w:t xml:space="preserve">Buka User Management.</w:t>
+      </w:r>
+    </w:p>
+    <w:p>
+      <w:pPr/>
+      <w:r>
+        <w:rPr>
+          <w:b/>
+        </w:rPr>
+        <w:t xml:space="preserve">2. </w:t>
+      </w:r>
+      <w:r>
+        <w:t xml:space="preserve">Tambahkan atau pilih pengguna yang akan diubah.</w:t>
+      </w:r>
+    </w:p>
+    <w:p>
+      <w:pPr/>
+      <w:r>
+        <w:rPr>
+          <w:b/>
+        </w:rPr>
+        <w:t xml:space="preserve">3. </w:t>
+      </w:r>
+      <w:r>
+        <w:t xml:space="preserve">Isi identitas, role, office, department, dan job title.</w:t>
+      </w:r>
+    </w:p>
+    <w:p>
+      <w:pPr/>
+      <w:r>
+        <w:rPr>
+          <w:b/>
+        </w:rPr>
+        <w:t xml:space="preserve">4. </w:t>
+      </w:r>
+      <w:r>
+        <w:t xml:space="preserve">Simpan dan uji akses menggunakan akun pengujian yang sesuai.</w:t>
+      </w:r>
+    </w:p>
+    <w:p>
+      <w:pPr>
+        <w:pStyle w:val="Heading2"/>
+      </w:pPr>
+      <w:r>
+        <w:t xml:space="preserve">7.2 Role dan Permission</w:t>
+      </w:r>
+    </w:p>
+    <w:p>
+      <w:pPr/>
+      <w:r>
+        <w:rPr>
+          <w:b/>
+        </w:rPr>
+        <w:t xml:space="preserve">1. </w:t>
+      </w:r>
+      <w:r>
+        <w:t xml:space="preserve">Buka Role and Permission.</w:t>
+      </w:r>
+    </w:p>
+    <w:p>
+      <w:pPr/>
+      <w:r>
+        <w:rPr>
+          <w:b/>
+        </w:rPr>
+        <w:t xml:space="preserve">2. </w:t>
+      </w:r>
+      <w:r>
+        <w:t xml:space="preserve">Buat atau pilih role.</w:t>
+      </w:r>
+    </w:p>
+    <w:p>
+      <w:pPr/>
+      <w:r>
+        <w:rPr>
+          <w:b/>
+        </w:rPr>
+        <w:t xml:space="preserve">3. </w:t>
+      </w:r>
+      <w:r>
+        <w:t xml:space="preserve">Tambahkan hanya permission yang dibutuhkan pengguna untuk menjalankan tugasnya.</w:t>
+      </w:r>
+    </w:p>
+    <w:p>
+      <w:pPr/>
+      <w:r>
+        <w:rPr>
+          <w:b/>
+        </w:rPr>
+        <w:t xml:space="preserve">4. </w:t>
+      </w:r>
+      <w:r>
+        <w:t xml:space="preserve">Simpan, lalu verifikasi menu serta tindakan yang dapat diakses role tersebut.</w:t>
       </w:r>
     </w:p>
     <w:p>
@@ -1543,7 +2445,221 @@
         <w:pStyle w:val="ListBullet"/>
       </w:pPr>
       <w:r>
-        <w:t xml:space="preserve">• Untuk negara lain, isi state/province, city, dan postal code sesuai alamat resmi.</w:t>
+        <w:t xml:space="preserve">• Gunakan prinsip least privilege. Jangan memberikan akses konfigurasi kepada role operasional.</w:t>
+      </w:r>
+    </w:p>
+    <w:p>
+      <w:pPr>
+        <w:pStyle w:val="Heading2"/>
+      </w:pPr>
+      <w:r>
+        <w:t xml:space="preserve">7.3 Master Organisasi</w:t>
+      </w:r>
+    </w:p>
+    <w:p>
+      <w:pPr/>
+      <w:r>
+        <w:t xml:space="preserve">Kelola Office, Division, Department, Job Title, dan Level Job sebelum membuat pengguna atau template approval yang bergantung pada data tersebut. Periksa relasi division dan parent department sebelum menyimpan.</w:t>
+      </w:r>
+    </w:p>
+    <w:p>
+      <w:pPr>
+        <w:pStyle w:val="Heading2"/>
+      </w:pPr>
+      <w:r>
+        <w:t xml:space="preserve">7.4 Menu Setting</w:t>
+      </w:r>
+    </w:p>
+    <w:p>
+      <w:pPr/>
+      <w:r>
+        <w:t xml:space="preserve">Menu Setting mengatur menu, submenu, urutan, route, ikon, dan permission tampilan. Perubahan menu harus diuji pada seluruh role yang terdampak.</w:t>
+      </w:r>
+    </w:p>
+    <w:p>
+      <w:pPr>
+        <w:pStyle w:val="Heading2"/>
+      </w:pPr>
+      <w:r>
+        <w:t xml:space="preserve">7.5 Approval Setting</w:t>
+      </w:r>
+    </w:p>
+    <w:p>
+      <w:pPr/>
+      <w:r>
+        <w:rPr>
+          <w:b/>
+        </w:rPr>
+        <w:t xml:space="preserve">1. </w:t>
+      </w:r>
+      <w:r>
+        <w:t xml:space="preserve">Buka Approval Setting.</w:t>
+      </w:r>
+    </w:p>
+    <w:p>
+      <w:pPr/>
+      <w:r>
+        <w:rPr>
+          <w:b/>
+        </w:rPr>
+        <w:t xml:space="preserve">2. </w:t>
+      </w:r>
+      <w:r>
+        <w:t xml:space="preserve">Buat Approval Master untuk kombinasi office dan department.</w:t>
+      </w:r>
+    </w:p>
+    <w:p>
+      <w:pPr/>
+      <w:r>
+        <w:rPr>
+          <w:b/>
+        </w:rPr>
+        <w:t xml:space="preserve">3. </w:t>
+      </w:r>
+      <w:r>
+        <w:t xml:space="preserve">Tambahkan approver sesuai urutan proses.</w:t>
+      </w:r>
+    </w:p>
+    <w:p>
+      <w:pPr/>
+      <w:r>
+        <w:rPr>
+          <w:b/>
+        </w:rPr>
+        <w:t xml:space="preserve">4. </w:t>
+      </w:r>
+      <w:r>
+        <w:t xml:space="preserve">Pastikan setiap approver aktif dan memiliki akses ke halaman approval.</w:t>
+      </w:r>
+    </w:p>
+    <w:p>
+      <w:pPr/>
+      <w:r>
+        <w:rPr>
+          <w:b/>
+        </w:rPr>
+        <w:t xml:space="preserve">5. </w:t>
+      </w:r>
+      <w:r>
+        <w:t xml:space="preserve">Simpan lalu uji menggunakan data partner pengujian.</w:t>
+      </w:r>
+    </w:p>
+    <w:p>
+      <w:pPr>
+        <w:pStyle w:val="Heading2"/>
+      </w:pPr>
+      <w:r>
+        <w:t xml:space="preserve">7.6 Tender Vendor</w:t>
+      </w:r>
+    </w:p>
+    <w:p>
+      <w:pPr/>
+      <w:r>
+        <w:t xml:space="preserve">Gunakan Tender Vendor untuk membuat atau mengelola tender dan akses vendor. Hanya vendor dengan status approved dan tidak masuk blacklist yang boleh dipilih untuk proses tender.</w:t>
+      </w:r>
+    </w:p>
+    <w:p>
+      <w:pPr>
+        <w:pStyle w:val="Heading2"/>
+      </w:pPr>
+      <w:r>
+        <w:t xml:space="preserve">7.7 End User License Agreement</w:t>
+      </w:r>
+    </w:p>
+    <w:p>
+      <w:pPr/>
+      <w:r>
+        <w:t xml:space="preserve">Kelola nama, tahun, isi, dan status aktif EULA. Pastikan hanya versi yang telah disetujui perusahaan yang diaktifkan.</w:t>
+      </w:r>
+    </w:p>
+    <w:p>
+      <w:pPr>
+        <w:pStyle w:val="Heading2"/>
+      </w:pPr>
+      <w:r>
+        <w:t xml:space="preserve">7.8 IP Whitelist</w:t>
+      </w:r>
+    </w:p>
+    <w:p>
+      <w:pPr/>
+      <w:r>
+        <w:rPr>
+          <w:b/>
+        </w:rPr>
+        <w:t xml:space="preserve">1. </w:t>
+      </w:r>
+      <w:r>
+        <w:t xml:space="preserve">Buka IP Whitelist.</w:t>
+      </w:r>
+    </w:p>
+    <w:p>
+      <w:pPr/>
+      <w:r>
+        <w:rPr>
+          <w:b/>
+        </w:rPr>
+        <w:t xml:space="preserve">2. </w:t>
+      </w:r>
+      <w:r>
+        <w:t xml:space="preserve">Tambahkan alamat IP layanan yang diizinkan memakai API publik.</w:t>
+      </w:r>
+    </w:p>
+    <w:p>
+      <w:pPr/>
+      <w:r>
+        <w:rPr>
+          <w:b/>
+        </w:rPr>
+        <w:t xml:space="preserve">3. </w:t>
+      </w:r>
+      <w:r>
+        <w:t xml:space="preserve">Perbarui atau hapus alamat IP yang tidak lagi digunakan.</w:t>
+      </w:r>
+    </w:p>
+    <w:p>
+      <w:pPr/>
+      <w:r>
+        <w:rPr>
+          <w:b/>
+        </w:rPr>
+        <w:t xml:space="preserve">4. </w:t>
+      </w:r>
+      <w:r>
+        <w:t xml:space="preserve">Uji endpoint dari jaringan yang diizinkan dan ditolak.</w:t>
+      </w:r>
+    </w:p>
+    <w:p>
+      <w:pPr>
+        <w:pStyle w:val="Heading2"/>
+      </w:pPr>
+      <w:r>
+        <w:t xml:space="preserve">7.9 Pemeliharaan Sistem</w:t>
+      </w:r>
+    </w:p>
+    <w:p>
+      <w:pPr/>
+      <w:r>
+        <w:t xml:space="preserve">Fungsi Clear Optimize hanya digunakan tim IT saat diperlukan. Jalankan setelah memahami dampaknya terhadap cache aplikasi dan hindari penggunaannya ketika transaksi penting sedang berlangsung. Setelah deployment perubahan tampilan atau route, jalankan optimize:clear dan verifikasi ulang halaman terkait.</w:t>
+      </w:r>
+    </w:p>
+    <w:p>
+      <w:pPr>
+        <w:pStyle w:val="Heading2"/>
+      </w:pPr>
+      <w:r>
+        <w:t xml:space="preserve">7.10 Master Wilayah dan Kode Pos Indonesia</w:t>
+      </w:r>
+    </w:p>
+    <w:p>
+      <w:pPr>
+        <w:jc w:val="center"/>
+        <w:spacing w:after="720"/>
+      </w:pPr>
+      <w:r>
+        <w:rPr>
+          <w:b/>
+        </w:rPr>
+        <w:t xml:space="preserve">Super Admin atau tim IT menyiapkan sumber wilayah dan kode pos pada storage server, menjalankan regions:import-valtera dengan opsi --dry-run, memeriksa jumlah serta error sumber, lalu menjalankan import aktual. Import bersifat idempotent dan harus diuji pada staging sebelum production.</w:t>
       </w:r>
     </w:p>
     <w:p>
@@ -1551,7 +2667,7 @@
         <w:pStyle w:val="ListBullet"/>
       </w:pPr>
       <w:r>
-        <w:t xml:space="preserve">• Gunakan pencarian atau klik peta untuk membantu menentukan lokasi. Koreksi teks alamat jika hasil geocoder kurang tepat.</w:t>
+        <w:t xml:space="preserve">• Pastikan provinces.csv dan sumber supplement kode pos tersedia serta dapat dibaca container aplikasi.</w:t>
       </w:r>
     </w:p>
     <w:p>
@@ -1559,1017 +2675,7 @@
         <w:pStyle w:val="ListBullet"/>
       </w:pPr>
       <w:r>
-        <w:t xml:space="preserve">• Kegagalan peta tidak menghalangi pengisian alamat secara manual.</w:t>
-      </w:r>
-    </w:p>
-    <w:p>
-      <w:pPr>
-        <w:pStyle w:val="Heading2"/>
-      </w:pPr>
-      <w:r>
-        <w:t xml:space="preserve">3.5 Bank</w:t>
-      </w:r>
-    </w:p>
-    <w:p>
-      <w:pPr>
-        <w:pStyle w:val="ListBullet"/>
-      </w:pPr>
-      <w:r>
-        <w:t xml:space="preserve">• Isi nama bank sesuai nama resmi. Nama bank dapat memuat huruf, angka, spasi, titik, atau tanda hubung.</w:t>
-      </w:r>
-    </w:p>
-    <w:p>
-      <w:pPr>
-        <w:pStyle w:val="ListBullet"/>
-      </w:pPr>
-      <w:r>
-        <w:t xml:space="preserve">• Nama pemilik rekening hanya menerima huruf dan spasi.</w:t>
-      </w:r>
-    </w:p>
-    <w:p>
-      <w:pPr>
-        <w:pStyle w:val="ListBullet"/>
-      </w:pPr>
-      <w:r>
-        <w:t xml:space="preserve">• Nomor rekening hanya menerima angka.</w:t>
-      </w:r>
-    </w:p>
-    <w:p>
-      <w:pPr>
-        <w:pStyle w:val="ListBullet"/>
-      </w:pPr>
-      <w:r>
-        <w:t xml:space="preserve">• Gunakan tombol tambah jika perusahaan mempunyai lebih dari satu rekening.</w:t>
-      </w:r>
-    </w:p>
-    <w:p>
-      <w:pPr>
-        <w:pStyle w:val="Heading2"/>
-      </w:pPr>
-      <w:r>
-        <w:t xml:space="preserve">3.6 Dokumen dan Informasi Tambahan</w:t>
-      </w:r>
-    </w:p>
-    <w:p>
-      <w:pPr>
-        <w:pStyle w:val="ListBullet"/>
-      </w:pPr>
-      <w:r>
-        <w:t xml:space="preserve">• Unggah dokumen sesuai kategori dan format yang diminta.</w:t>
-      </w:r>
-    </w:p>
-    <w:p>
-      <w:pPr>
-        <w:pStyle w:val="ListBullet"/>
-      </w:pPr>
-      <w:r>
-        <w:t xml:space="preserve">• Pastikan ukuran serta jumlah file tidak melebihi batas pada form.</w:t>
-      </w:r>
-    </w:p>
-    <w:p>
-      <w:pPr>
-        <w:pStyle w:val="ListBullet"/>
-      </w:pPr>
-      <w:r>
-        <w:t xml:space="preserve">• Jangan mengubah ekstensi file untuk menyamarkan tipe file. Server memeriksa isi file.</w:t>
-      </w:r>
-    </w:p>
-    <w:p>
-      <w:pPr>
-        <w:pStyle w:val="ListBullet"/>
-      </w:pPr>
-      <w:r>
-        <w:t xml:space="preserve">• Lengkapi survei atau informasi produk jika bagian tersebut muncul untuk jenis partner yang dipilih.</w:t>
-      </w:r>
-    </w:p>
-    <w:p>
-      <w:pPr>
-        <w:pStyle w:val="Heading2"/>
-      </w:pPr>
-      <w:r>
-        <w:t xml:space="preserve">3.7 Mengirim Registrasi</w:t>
-      </w:r>
-    </w:p>
-    <w:p>
-      <w:pPr/>
-      <w:r>
-        <w:rPr>
-          <w:b/>
-        </w:rPr>
-        <w:t xml:space="preserve">1. </w:t>
-      </w:r>
-      <w:r>
-        <w:t xml:space="preserve">Periksa kembali seluruh langkah dan perbaiki pesan validasi yang muncul.</w:t>
-      </w:r>
-    </w:p>
-    <w:p>
-      <w:pPr/>
-      <w:r>
-        <w:rPr>
-          <w:b/>
-        </w:rPr>
-        <w:t xml:space="preserve">2. </w:t>
-      </w:r>
-      <w:r>
-        <w:t xml:space="preserve">Klik Submit atau tombol pengiriman pada langkah terakhir.</w:t>
-      </w:r>
-    </w:p>
-    <w:p>
-      <w:pPr/>
-      <w:r>
-        <w:rPr>
-          <w:b/>
-        </w:rPr>
-        <w:t xml:space="preserve">3. </w:t>
-      </w:r>
-      <w:r>
-        <w:t xml:space="preserve">Tunggu sampai SweetAlert menyatakan submission berhasil.</w:t>
-      </w:r>
-    </w:p>
-    <w:p>
-      <w:pPr/>
-      <w:r>
-        <w:rPr>
-          <w:b/>
-        </w:rPr>
-        <w:t xml:space="preserve">4. </w:t>
-      </w:r>
-      <w:r>
-        <w:t xml:space="preserve">Tab akan mencoba tertutup otomatis setelah lima detik. Jika browser tidak mengizinkan penutupan otomatis, tutup tab secara manual.</w:t>
-      </w:r>
-    </w:p>
-    <w:p>
-      <w:pPr>
-        <w:pStyle w:val="ListBullet"/>
-      </w:pPr>
-      <w:r>
-        <w:t xml:space="preserve">• Jangan mengirim ulang form selama indikator proses masih tampil.</w:t>
-      </w:r>
-    </w:p>
-    <w:p>
-      <w:pPr/>
-      <w:r>
-        <w:br w:type="page"/>
-      </w:r>
-    </w:p>
-    <w:p>
-      <w:pPr>
-        <w:pStyle w:val="Heading1"/>
-      </w:pPr>
-      <w:r>
-        <w:t xml:space="preserve">4. Panduan User: Partner Terdaftar</w:t>
-      </w:r>
-    </w:p>
-    <w:p>
-      <w:pPr/>
-      <w:r>
-        <w:t xml:space="preserve">User adalah vendor atau customer yang sudah terdaftar. Menu yang tersedia mengikuti permission akun.</w:t>
-      </w:r>
-    </w:p>
-    <w:p>
-      <w:pPr>
-        <w:pStyle w:val="Heading2"/>
-      </w:pPr>
-      <w:r>
-        <w:t xml:space="preserve">4.1 Melihat Data Perusahaan</w:t>
-      </w:r>
-    </w:p>
-    <w:p>
-      <w:pPr/>
-      <w:r>
-        <w:rPr>
-          <w:b/>
-        </w:rPr>
-        <w:t xml:space="preserve">1. </w:t>
-      </w:r>
-      <w:r>
-        <w:t xml:space="preserve">Login ke portal.</w:t>
-      </w:r>
-    </w:p>
-    <w:p>
-      <w:pPr/>
-      <w:r>
-        <w:rPr>
-          <w:b/>
-        </w:rPr>
-        <w:t xml:space="preserve">2. </w:t>
-      </w:r>
-      <w:r>
-        <w:t xml:space="preserve">Buka menu partner atau profil perusahaan yang tersedia.</w:t>
-      </w:r>
-    </w:p>
-    <w:p>
-      <w:pPr/>
-      <w:r>
-        <w:rPr>
-          <w:b/>
-        </w:rPr>
-        <w:t xml:space="preserve">3. </w:t>
-      </w:r>
-      <w:r>
-        <w:t xml:space="preserve">Periksa master information, kontak, alamat, bank, pajak, dan lampiran.</w:t>
-      </w:r>
-    </w:p>
-    <w:p>
-      <w:pPr/>
-      <w:r>
-        <w:rPr>
-          <w:b/>
-        </w:rPr>
-        <w:t xml:space="preserve">4. </w:t>
-      </w:r>
-      <w:r>
-        <w:t xml:space="preserve">Gunakan tombol detail pada bagian yang ingin diperiksa.</w:t>
-      </w:r>
-    </w:p>
-    <w:p>
-      <w:pPr>
-        <w:pStyle w:val="Heading2"/>
-      </w:pPr>
-      <w:r>
-        <w:t xml:space="preserve">4.2 Memperbarui Data</w:t>
-      </w:r>
-    </w:p>
-    <w:p>
-      <w:pPr/>
-      <w:r>
-        <w:rPr>
-          <w:b/>
-        </w:rPr>
-        <w:t xml:space="preserve">1. </w:t>
-      </w:r>
-      <w:r>
-        <w:t xml:space="preserve">Buka data perusahaan yang akan diperbarui.</w:t>
-      </w:r>
-    </w:p>
-    <w:p>
-      <w:pPr/>
-      <w:r>
-        <w:rPr>
-          <w:b/>
-        </w:rPr>
-        <w:t xml:space="preserve">2. </w:t>
-      </w:r>
-      <w:r>
-        <w:t xml:space="preserve">Klik Edit atau Update jika tombol tersedia.</w:t>
-      </w:r>
-    </w:p>
-    <w:p>
-      <w:pPr/>
-      <w:r>
-        <w:rPr>
-          <w:b/>
-        </w:rPr>
-        <w:t xml:space="preserve">3. </w:t>
-      </w:r>
-      <w:r>
-        <w:t xml:space="preserve">Ubah data dan lampiran yang diperlukan.</w:t>
-      </w:r>
-    </w:p>
-    <w:p>
-      <w:pPr/>
-      <w:r>
-        <w:rPr>
-          <w:b/>
-        </w:rPr>
-        <w:t xml:space="preserve">4. </w:t>
-      </w:r>
-      <w:r>
-        <w:t xml:space="preserve">Klik Simpan lalu pastikan muncul pesan berhasil.</w:t>
-      </w:r>
-    </w:p>
-    <w:p>
-      <w:pPr>
-        <w:pStyle w:val="ListBullet"/>
-      </w:pPr>
-      <w:r>
-        <w:t xml:space="preserve">• Perubahan tetap mengikuti validasi yang berlaku pada formulir registrasi.</w:t>
-      </w:r>
-    </w:p>
-    <w:p>
-      <w:pPr>
-        <w:pStyle w:val="ListBullet"/>
-      </w:pPr>
-      <w:r>
-        <w:t xml:space="preserve">• Jika tombol edit tidak tersedia, hubungi PIC divisi yang menangani perusahaan Anda.</w:t>
-      </w:r>
-    </w:p>
-    <w:p>
-      <w:pPr>
-        <w:pStyle w:val="Heading1"/>
-      </w:pPr>
-      <w:r>
-        <w:t xml:space="preserve">5. Panduan Super User: PIC Divisi</w:t>
-      </w:r>
-    </w:p>
-    <w:p>
-      <w:pPr/>
-      <w:r>
-        <w:t xml:space="preserve">Super User digunakan oleh PIC pada divisi seperti Sales atau Purchasing. Fungsi yang terlihat mengikuti permission serta unit kerja akun.</w:t>
-      </w:r>
-    </w:p>
-    <w:p>
-      <w:pPr>
-        <w:pStyle w:val="Heading2"/>
-      </w:pPr>
-      <w:r>
-        <w:t xml:space="preserve">5.1 Memeriksa Daftar Partner</w:t>
-      </w:r>
-    </w:p>
-    <w:p>
-      <w:pPr/>
-      <w:r>
-        <w:rPr>
-          <w:b/>
-        </w:rPr>
-        <w:t xml:space="preserve">1. </w:t>
-      </w:r>
-      <w:r>
-        <w:t xml:space="preserve">Buka Partner Management.</w:t>
-      </w:r>
-    </w:p>
-    <w:p>
-      <w:pPr/>
-      <w:r>
-        <w:rPr>
-          <w:b/>
-        </w:rPr>
-        <w:t xml:space="preserve">2. </w:t>
-      </w:r>
-      <w:r>
-        <w:t xml:space="preserve">Gunakan pencarian atau filter untuk menemukan vendor atau customer.</w:t>
-      </w:r>
-    </w:p>
-    <w:p>
-      <w:pPr/>
-      <w:r>
-        <w:rPr>
-          <w:b/>
-        </w:rPr>
-        <w:t xml:space="preserve">3. </w:t>
-      </w:r>
-      <w:r>
-        <w:t xml:space="preserve">Buka detail partner dan periksa kelengkapan setiap bagian.</w:t>
-      </w:r>
-    </w:p>
-    <w:p>
-      <w:pPr/>
-      <w:r>
-        <w:rPr>
-          <w:b/>
-        </w:rPr>
-        <w:t xml:space="preserve">4. </w:t>
-      </w:r>
-      <w:r>
-        <w:t xml:space="preserve">Pastikan dokumen dapat dibuka melalui tombol preview atau download yang tersedia.</w:t>
-      </w:r>
-    </w:p>
-    <w:p>
-      <w:pPr>
-        <w:pStyle w:val="Heading2"/>
-      </w:pPr>
-      <w:r>
-        <w:t xml:space="preserve">5.2 Memulai atau Menindaklanjuti Approval</w:t>
-      </w:r>
-    </w:p>
-    <w:p>
-      <w:pPr/>
-      <w:r>
-        <w:rPr>
-          <w:b/>
-        </w:rPr>
-        <w:t xml:space="preserve">1. </w:t>
-      </w:r>
-      <w:r>
-        <w:t xml:space="preserve">Buka partner yang telah selesai diperiksa.</w:t>
-      </w:r>
-    </w:p>
-    <w:p>
-      <w:pPr/>
-      <w:r>
-        <w:rPr>
-          <w:b/>
-        </w:rPr>
-        <w:t xml:space="preserve">2. </w:t>
-      </w:r>
-      <w:r>
-        <w:t xml:space="preserve">Jalankan tindakan approval yang tersedia untuk mengirim data ke alur persetujuan.</w:t>
-      </w:r>
-    </w:p>
-    <w:p>
-      <w:pPr/>
-      <w:r>
-        <w:rPr>
-          <w:b/>
-        </w:rPr>
-        <w:t xml:space="preserve">3. </w:t>
-      </w:r>
-      <w:r>
-        <w:t xml:space="preserve">Buka My Pending Approvals jika akun ditunjuk sebagai approver.</w:t>
-      </w:r>
-    </w:p>
-    <w:p>
-      <w:pPr/>
-      <w:r>
-        <w:rPr>
-          <w:b/>
-        </w:rPr>
-        <w:t xml:space="preserve">4. </w:t>
-      </w:r>
-      <w:r>
-        <w:t xml:space="preserve">Periksa informasi perusahaan, submission, dan riwayat langkah sebelumnya.</w:t>
-      </w:r>
-    </w:p>
-    <w:p>
-      <w:pPr/>
-      <w:r>
-        <w:rPr>
-          <w:b/>
-        </w:rPr>
-        <w:t xml:space="preserve">5. </w:t>
-      </w:r>
-      <w:r>
-        <w:t xml:space="preserve">Pilih Approve atau Reject, isi catatan bila diperlukan, lalu konfirmasi tindakan.</w:t>
-      </w:r>
-    </w:p>
-    <w:p>
-      <w:pPr>
-        <w:pStyle w:val="ListBullet"/>
-      </w:pPr>
-      <w:r>
-        <w:t xml:space="preserve">• Sistem hanya mengizinkan approver memproses langkah yang sedang menjadi gilirannya.</w:t>
-      </w:r>
-    </w:p>
-    <w:p>
-      <w:pPr>
-        <w:pStyle w:val="Heading2"/>
-      </w:pPr>
-      <w:r>
-        <w:t xml:space="preserve">5.3 Dashboard</w:t>
-      </w:r>
-    </w:p>
-    <w:p>
-      <w:pPr/>
-      <w:r>
-        <w:t xml:space="preserve">Gunakan Dashboard untuk melihat ringkasan customer, vendor, approval terbaru, partner terbaru, distribusi wilayah, dan titik partner pada peta. Jika sebuah komponen gagal dimuat, muat ulang halaman dan laporkan pesan error kepada tim IT.</w:t>
-      </w:r>
-    </w:p>
-    <w:p>
-      <w:pPr>
-        <w:pStyle w:val="Heading1"/>
-      </w:pPr>
-      <w:r>
-        <w:t xml:space="preserve">6. Panduan Admin: Atasan PIC</w:t>
-      </w:r>
-    </w:p>
-    <w:p>
-      <w:pPr/>
-      <w:r>
-        <w:t xml:space="preserve">Admin mengawasi proses yang dijalankan PIC. Selain fungsi operasional yang diberikan melalui permission, Admin dapat meninjau data lintas pekerjaan bawahannya dan menjalankan approval ketika tercantum pada template.</w:t>
-      </w:r>
-    </w:p>
-    <w:p>
-      <w:pPr>
-        <w:pStyle w:val="Heading2"/>
-      </w:pPr>
-      <w:r>
-        <w:t xml:space="preserve">6.1 Monitoring Partner dan Approval</w:t>
-      </w:r>
-    </w:p>
-    <w:p>
-      <w:pPr/>
-      <w:r>
-        <w:rPr>
-          <w:b/>
-        </w:rPr>
-        <w:t xml:space="preserve">1. </w:t>
-      </w:r>
-      <w:r>
-        <w:t xml:space="preserve">Buka Partner Management untuk memeriksa status partner.</w:t>
-      </w:r>
-    </w:p>
-    <w:p>
-      <w:pPr/>
-      <w:r>
-        <w:rPr>
-          <w:b/>
-        </w:rPr>
-        <w:t xml:space="preserve">2. </w:t>
-      </w:r>
-      <w:r>
-        <w:t xml:space="preserve">Buka Approval Processes untuk melihat seluruh proses yang dapat diakses.</w:t>
-      </w:r>
-    </w:p>
-    <w:p>
-      <w:pPr/>
-      <w:r>
-        <w:rPr>
-          <w:b/>
-        </w:rPr>
-        <w:t xml:space="preserve">3. </w:t>
-      </w:r>
-      <w:r>
-        <w:t xml:space="preserve">Gunakan filter status, perusahaan, atau periode jika tersedia.</w:t>
-      </w:r>
-    </w:p>
-    <w:p>
-      <w:pPr/>
-      <w:r>
-        <w:rPr>
-          <w:b/>
-        </w:rPr>
-        <w:t xml:space="preserve">4. </w:t>
-      </w:r>
-      <w:r>
-        <w:t xml:space="preserve">Buka detail untuk melihat progress serta approval timeline.</w:t>
-      </w:r>
-    </w:p>
-    <w:p>
-      <w:pPr/>
-      <w:r>
-        <w:rPr>
-          <w:b/>
-        </w:rPr>
-        <w:t xml:space="preserve">5. </w:t>
-      </w:r>
-      <w:r>
-        <w:t xml:space="preserve">Gunakan My Pending Approvals untuk tindakan yang menunggu keputusan Anda.</w:t>
-      </w:r>
-    </w:p>
-    <w:p>
-      <w:pPr>
-        <w:pStyle w:val="Heading2"/>
-      </w:pPr>
-      <w:r>
-        <w:t xml:space="preserve">6.2 Mengelola Form Link</w:t>
-      </w:r>
-    </w:p>
-    <w:p>
-      <w:pPr/>
-      <w:r>
-        <w:rPr>
-          <w:b/>
-        </w:rPr>
-        <w:t xml:space="preserve">1. </w:t>
-      </w:r>
-      <w:r>
-        <w:t xml:space="preserve">Buka menu Form Links.</w:t>
-      </w:r>
-    </w:p>
-    <w:p>
-      <w:pPr/>
-      <w:r>
-        <w:rPr>
-          <w:b/>
-        </w:rPr>
-        <w:t xml:space="preserve">2. </w:t>
-      </w:r>
-      <w:r>
-        <w:t xml:space="preserve">Klik Create dan isi judul, tipe partner, masa berlaku, batas submission, serta status.</w:t>
-      </w:r>
-    </w:p>
-    <w:p>
-      <w:pPr/>
-      <w:r>
-        <w:rPr>
-          <w:b/>
-        </w:rPr>
-        <w:t xml:space="preserve">3. </w:t>
-      </w:r>
-      <w:r>
-        <w:t xml:space="preserve">Simpan lalu salin tautan publik untuk dikirim kepada calon partner.</w:t>
-      </w:r>
-    </w:p>
-    <w:p>
-      <w:pPr/>
-      <w:r>
-        <w:rPr>
-          <w:b/>
-        </w:rPr>
-        <w:t xml:space="preserve">4. </w:t>
-      </w:r>
-      <w:r>
-        <w:t xml:space="preserve">Gunakan Toggle Status untuk menonaktifkan atau mengaktifkan tautan.</w:t>
-      </w:r>
-    </w:p>
-    <w:p>
-      <w:pPr/>
-      <w:r>
-        <w:rPr>
-          <w:b/>
-        </w:rPr>
-        <w:t xml:space="preserve">5. </w:t>
-      </w:r>
-      <w:r>
-        <w:t xml:space="preserve">Buka Submissions untuk melihat hasil registrasi, detail, edit, atau ekspor PDF.</w:t>
-      </w:r>
-    </w:p>
-    <w:p>
-      <w:pPr>
-        <w:pStyle w:val="Heading2"/>
-      </w:pPr>
-      <w:r>
-        <w:t xml:space="preserve">6.3 Impor dan Ekspor Data Perusahaan</w:t>
-      </w:r>
-    </w:p>
-    <w:p>
-      <w:pPr/>
-      <w:r>
-        <w:t xml:space="preserve">Fungsi ini hanya digunakan jika permission tersedia.</w:t>
-      </w:r>
-    </w:p>
-    <w:p>
-      <w:pPr/>
-      <w:r>
-        <w:rPr>
-          <w:b/>
-        </w:rPr>
-        <w:t xml:space="preserve">1. </w:t>
-      </w:r>
-      <w:r>
-        <w:t xml:space="preserve">Unduh template impor dari halaman Import Data Perusahaan.</w:t>
-      </w:r>
-    </w:p>
-    <w:p>
-      <w:pPr/>
-      <w:r>
-        <w:rPr>
-          <w:b/>
-        </w:rPr>
-        <w:t xml:space="preserve">2. </w:t>
-      </w:r>
-      <w:r>
-        <w:t xml:space="preserve">Isi data tanpa mengubah nama kolom.</w:t>
-      </w:r>
-    </w:p>
-    <w:p>
-      <w:pPr/>
-      <w:r>
-        <w:rPr>
-          <w:b/>
-        </w:rPr>
-        <w:t xml:space="preserve">3. </w:t>
-      </w:r>
-      <w:r>
-        <w:t xml:space="preserve">Unggah file dan periksa halaman Preview Import.</w:t>
-      </w:r>
-    </w:p>
-    <w:p>
-      <w:pPr/>
-      <w:r>
-        <w:rPr>
-          <w:b/>
-        </w:rPr>
-        <w:t xml:space="preserve">4. </w:t>
-      </w:r>
-      <w:r>
-        <w:t xml:space="preserve">Perbaiki kesalahan jika preview menampilkan data tidak valid.</w:t>
-      </w:r>
-    </w:p>
-    <w:p>
-      <w:pPr/>
-      <w:r>
-        <w:rPr>
-          <w:b/>
-        </w:rPr>
-        <w:t xml:space="preserve">5. </w:t>
-      </w:r>
-      <w:r>
-        <w:t xml:space="preserve">Klik Import Data untuk menyimpan data yang sudah diperiksa.</w:t>
-      </w:r>
-    </w:p>
-    <w:p>
-      <w:pPr/>
-      <w:r>
-        <w:t xml:space="preserve">Untuk ekspor, pilih Export Semua Data atau Export Custom. Pada Export Custom, pilih field yang diperlukan lalu tentukan format Excel atau PDF.</w:t>
-      </w:r>
-    </w:p>
-    <w:p>
-      <w:pPr/>
-      <w:r>
-        <w:br w:type="page"/>
-      </w:r>
-    </w:p>
-    <w:p>
-      <w:pPr>
-        <w:pStyle w:val="Heading1"/>
-      </w:pPr>
-      <w:r>
-        <w:t xml:space="preserve">7. Panduan Super Admin: Tim IT</w:t>
-      </w:r>
-    </w:p>
-    <w:p>
-      <w:pPr>
-        <w:pStyle w:val="Heading2"/>
-      </w:pPr>
-      <w:r>
-        <w:t xml:space="preserve">7.1 User Management</w:t>
-      </w:r>
-    </w:p>
-    <w:p>
-      <w:pPr/>
-      <w:r>
-        <w:rPr>
-          <w:b/>
-        </w:rPr>
-        <w:t xml:space="preserve">1. </w:t>
-      </w:r>
-      <w:r>
-        <w:t xml:space="preserve">Buka User Management.</w:t>
-      </w:r>
-    </w:p>
-    <w:p>
-      <w:pPr/>
-      <w:r>
-        <w:rPr>
-          <w:b/>
-        </w:rPr>
-        <w:t xml:space="preserve">2. </w:t>
-      </w:r>
-      <w:r>
-        <w:t xml:space="preserve">Tambahkan atau pilih pengguna yang akan diubah.</w:t>
-      </w:r>
-    </w:p>
-    <w:p>
-      <w:pPr/>
-      <w:r>
-        <w:rPr>
-          <w:b/>
-        </w:rPr>
-        <w:t xml:space="preserve">3. </w:t>
-      </w:r>
-      <w:r>
-        <w:t xml:space="preserve">Isi identitas, role, office, department, dan job title.</w:t>
-      </w:r>
-    </w:p>
-    <w:p>
-      <w:pPr/>
-      <w:r>
-        <w:rPr>
-          <w:b/>
-        </w:rPr>
-        <w:t xml:space="preserve">4. </w:t>
-      </w:r>
-      <w:r>
-        <w:t xml:space="preserve">Simpan dan uji akses menggunakan akun pengujian yang sesuai.</w:t>
-      </w:r>
-    </w:p>
-    <w:p>
-      <w:pPr>
-        <w:pStyle w:val="Heading2"/>
-      </w:pPr>
-      <w:r>
-        <w:t xml:space="preserve">7.2 Role dan Permission</w:t>
-      </w:r>
-    </w:p>
-    <w:p>
-      <w:pPr/>
-      <w:r>
-        <w:rPr>
-          <w:b/>
-        </w:rPr>
-        <w:t xml:space="preserve">1. </w:t>
-      </w:r>
-      <w:r>
-        <w:t xml:space="preserve">Buka Role and Permission.</w:t>
-      </w:r>
-    </w:p>
-    <w:p>
-      <w:pPr/>
-      <w:r>
-        <w:rPr>
-          <w:b/>
-        </w:rPr>
-        <w:t xml:space="preserve">2. </w:t>
-      </w:r>
-      <w:r>
-        <w:t xml:space="preserve">Buat atau pilih role.</w:t>
-      </w:r>
-    </w:p>
-    <w:p>
-      <w:pPr/>
-      <w:r>
-        <w:rPr>
-          <w:b/>
-        </w:rPr>
-        <w:t xml:space="preserve">3. </w:t>
-      </w:r>
-      <w:r>
-        <w:t xml:space="preserve">Tambahkan hanya permission yang dibutuhkan pengguna untuk menjalankan tugasnya.</w:t>
-      </w:r>
-    </w:p>
-    <w:p>
-      <w:pPr/>
-      <w:r>
-        <w:rPr>
-          <w:b/>
-        </w:rPr>
-        <w:t xml:space="preserve">4. </w:t>
-      </w:r>
-      <w:r>
-        <w:t xml:space="preserve">Simpan, lalu verifikasi menu serta tindakan yang dapat diakses role tersebut.</w:t>
-      </w:r>
-    </w:p>
-    <w:p>
-      <w:pPr>
-        <w:pStyle w:val="ListBullet"/>
-      </w:pPr>
-      <w:r>
-        <w:t xml:space="preserve">• Gunakan prinsip least privilege. Jangan memberikan akses konfigurasi kepada role operasional.</w:t>
-      </w:r>
-    </w:p>
-    <w:p>
-      <w:pPr>
-        <w:pStyle w:val="Heading2"/>
-      </w:pPr>
-      <w:r>
-        <w:t xml:space="preserve">7.3 Master Organisasi</w:t>
-      </w:r>
-    </w:p>
-    <w:p>
-      <w:pPr/>
-      <w:r>
-        <w:t xml:space="preserve">Kelola Office, Division, Department, Job Title, dan Level Job sebelum membuat pengguna atau template approval yang bergantung pada data tersebut. Periksa relasi division dan parent department sebelum menyimpan.</w:t>
-      </w:r>
-    </w:p>
-    <w:p>
-      <w:pPr>
-        <w:pStyle w:val="Heading2"/>
-      </w:pPr>
-      <w:r>
-        <w:t xml:space="preserve">7.4 Menu Setting</w:t>
-      </w:r>
-    </w:p>
-    <w:p>
-      <w:pPr/>
-      <w:r>
-        <w:t xml:space="preserve">Menu Setting mengatur menu, submenu, urutan, route, ikon, dan permission tampilan. Perubahan menu harus diuji pada seluruh role yang terdampak.</w:t>
-      </w:r>
-    </w:p>
-    <w:p>
-      <w:pPr>
-        <w:pStyle w:val="Heading2"/>
-      </w:pPr>
-      <w:r>
-        <w:t xml:space="preserve">7.5 Approval Setting</w:t>
-      </w:r>
-    </w:p>
-    <w:p>
-      <w:pPr/>
-      <w:r>
-        <w:rPr>
-          <w:b/>
-        </w:rPr>
-        <w:t xml:space="preserve">1. </w:t>
-      </w:r>
-      <w:r>
-        <w:t xml:space="preserve">Buka Approval Setting.</w:t>
-      </w:r>
-    </w:p>
-    <w:p>
-      <w:pPr/>
-      <w:r>
-        <w:rPr>
-          <w:b/>
-        </w:rPr>
-        <w:t xml:space="preserve">2. </w:t>
-      </w:r>
-      <w:r>
-        <w:t xml:space="preserve">Buat Approval Master untuk kombinasi office dan department.</w:t>
-      </w:r>
-    </w:p>
-    <w:p>
-      <w:pPr/>
-      <w:r>
-        <w:rPr>
-          <w:b/>
-        </w:rPr>
-        <w:t xml:space="preserve">3. </w:t>
-      </w:r>
-      <w:r>
-        <w:t xml:space="preserve">Tambahkan approver sesuai urutan proses.</w:t>
-      </w:r>
-    </w:p>
-    <w:p>
-      <w:pPr/>
-      <w:r>
-        <w:rPr>
-          <w:b/>
-        </w:rPr>
-        <w:t xml:space="preserve">4. </w:t>
-      </w:r>
-      <w:r>
-        <w:t xml:space="preserve">Pastikan setiap approver aktif dan memiliki akses ke halaman approval.</w:t>
-      </w:r>
-    </w:p>
-    <w:p>
-      <w:pPr/>
-      <w:r>
-        <w:rPr>
-          <w:b/>
-        </w:rPr>
-        <w:t xml:space="preserve">5. </w:t>
-      </w:r>
-      <w:r>
-        <w:t xml:space="preserve">Simpan lalu uji menggunakan data partner pengujian.</w:t>
-      </w:r>
-    </w:p>
-    <w:p>
-      <w:pPr>
-        <w:pStyle w:val="Heading2"/>
-      </w:pPr>
-      <w:r>
-        <w:t xml:space="preserve">7.6 Tender Vendor</w:t>
-      </w:r>
-    </w:p>
-    <w:p>
-      <w:pPr/>
-      <w:r>
-        <w:t xml:space="preserve">Gunakan Tender Vendor untuk membuat atau mengelola tender dan akses vendor. Hanya vendor dengan status approved dan tidak masuk blacklist yang boleh dipilih untuk proses tender.</w:t>
-      </w:r>
-    </w:p>
-    <w:p>
-      <w:pPr>
-        <w:pStyle w:val="Heading2"/>
-      </w:pPr>
-      <w:r>
-        <w:t xml:space="preserve">7.7 End User License Agreement</w:t>
-      </w:r>
-    </w:p>
-    <w:p>
-      <w:pPr/>
-      <w:r>
-        <w:t xml:space="preserve">Kelola nama, tahun, isi, dan status aktif EULA. Pastikan hanya versi yang telah disetujui perusahaan yang diaktifkan.</w:t>
-      </w:r>
-    </w:p>
-    <w:p>
-      <w:pPr>
-        <w:pStyle w:val="Heading2"/>
-      </w:pPr>
-      <w:r>
-        <w:t xml:space="preserve">7.8 IP Whitelist</w:t>
-      </w:r>
-    </w:p>
-    <w:p>
-      <w:pPr/>
-      <w:r>
-        <w:rPr>
-          <w:b/>
-        </w:rPr>
-        <w:t xml:space="preserve">1. </w:t>
-      </w:r>
-      <w:r>
-        <w:t xml:space="preserve">Buka IP Whitelist.</w:t>
-      </w:r>
-    </w:p>
-    <w:p>
-      <w:pPr/>
-      <w:r>
-        <w:rPr>
-          <w:b/>
-        </w:rPr>
-        <w:t xml:space="preserve">2. </w:t>
-      </w:r>
-      <w:r>
-        <w:t xml:space="preserve">Tambahkan alamat IP layanan yang diizinkan memakai API publik.</w:t>
-      </w:r>
-    </w:p>
-    <w:p>
-      <w:pPr/>
-      <w:r>
-        <w:rPr>
-          <w:b/>
-        </w:rPr>
-        <w:t xml:space="preserve">3. </w:t>
-      </w:r>
-      <w:r>
-        <w:t xml:space="preserve">Perbarui atau hapus alamat IP yang tidak lagi digunakan.</w:t>
-      </w:r>
-    </w:p>
-    <w:p>
-      <w:pPr/>
-      <w:r>
-        <w:rPr>
-          <w:b/>
-        </w:rPr>
-        <w:t xml:space="preserve">4. </w:t>
-      </w:r>
-      <w:r>
-        <w:t xml:space="preserve">Uji endpoint dari jaringan yang diizinkan dan ditolak.</w:t>
-      </w:r>
-    </w:p>
-    <w:p>
-      <w:pPr>
-        <w:pStyle w:val="Heading2"/>
-      </w:pPr>
-      <w:r>
-        <w:t xml:space="preserve">7.9 Pemeliharaan Sistem</w:t>
-      </w:r>
-    </w:p>
-    <w:p>
-      <w:pPr/>
-      <w:r>
-        <w:t xml:space="preserve">Fungsi Clear Optimize hanya digunakan tim IT saat diperlukan. Jalankan setelah memahami dampaknya terhadap cache aplikasi dan hindari penggunaannya ketika transaksi penting sedang berlangsung.</w:t>
+        <w:t xml:space="preserve">• Setelah import, uji alur Provinsi → Kota/Kabupaten → Kode Pos pada formulir publik.</w:t>
       </w:r>
     </w:p>
     <w:p>
@@ -3264,6 +3370,111 @@
           </w:p>
         </w:tc>
       </w:tr>
+      <w:tr>
+        <w:tc>
+          <w:tcPr>
+            <w:tcW w:w="2400" w:type="dxa"/>
+          </w:tcPr>
+          <w:p>
+            <w:pPr/>
+            <w:r>
+              <w:t xml:space="preserve">Data hilang setelah refresh</w:t>
+            </w:r>
+          </w:p>
+        </w:tc>
+        <w:tc>
+          <w:tcPr>
+            <w:tcW w:w="3000" w:type="dxa"/>
+          </w:tcPr>
+          <w:p>
+            <w:pPr/>
+            <w:r>
+              <w:t xml:space="preserve">Token form, session storage browser, dan status submission.</w:t>
+            </w:r>
+          </w:p>
+        </w:tc>
+        <w:tc>
+          <w:tcPr>
+            <w:tcW w:w="3600" w:type="dxa"/>
+          </w:tcPr>
+          <w:p>
+            <w:pPr/>
+            <w:r>
+              <w:t xml:space="preserve">Buka kembali token yang sama pada browser yang sama. File upload harus dipilih ulang.</w:t>
+            </w:r>
+          </w:p>
+        </w:tc>
+      </w:tr>
+      <w:tr>
+        <w:tc>
+          <w:tcPr>
+            <w:tcW w:w="2400" w:type="dxa"/>
+          </w:tcPr>
+          <w:p>
+            <w:pPr/>
+            <w:r>
+              <w:t xml:space="preserve">Pin atau alamat peta belum sesuai</w:t>
+            </w:r>
+          </w:p>
+        </w:tc>
+        <w:tc>
+          <w:tcPr>
+            <w:tcW w:w="3000" w:type="dxa"/>
+          </w:tcPr>
+          <w:p>
+            <w:pPr/>
+            <w:r>
+              <w:t xml:space="preserve">Hasil pencarian, posisi pin, dan koneksi geocoder.</w:t>
+            </w:r>
+          </w:p>
+        </w:tc>
+        <w:tc>
+          <w:tcPr>
+            <w:tcW w:w="3600" w:type="dxa"/>
+          </w:tcPr>
+          <w:p>
+            <w:pPr/>
+            <w:r>
+              <w:t xml:space="preserve">Klik peta atau geser pin, gunakan mode Layar penuh bila perlu, lalu tunggu alamat ditemukan diperbarui.</w:t>
+            </w:r>
+          </w:p>
+        </w:tc>
+      </w:tr>
+      <w:tr>
+        <w:tc>
+          <w:tcPr>
+            <w:tcW w:w="2400" w:type="dxa"/>
+          </w:tcPr>
+          <w:p>
+            <w:pPr/>
+            <w:r>
+              <w:t xml:space="preserve">Kode pos tidak muncul</w:t>
+            </w:r>
+          </w:p>
+        </w:tc>
+        <w:tc>
+          <w:tcPr>
+            <w:tcW w:w="3000" w:type="dxa"/>
+          </w:tcPr>
+          <w:p>
+            <w:pPr/>
+            <w:r>
+              <w:t xml:space="preserve">Urutan provinsi dan kota/kabupaten serta ketersediaan master wilayah.</w:t>
+            </w:r>
+          </w:p>
+        </w:tc>
+        <w:tc>
+          <w:tcPr>
+            <w:tcW w:w="3600" w:type="dxa"/>
+          </w:tcPr>
+          <w:p>
+            <w:pPr/>
+            <w:r>
+              <w:t xml:space="preserve">Pilih ulang mulai dari provinsi. Jika tetap kosong, minta Super Admin memeriksa hasil import wilayah.</w:t>
+            </w:r>
+          </w:p>
+        </w:tc>
+      </w:tr>
     </w:tbl>
     <w:p>
       <w:pPr>
@@ -3380,7 +3591,7 @@
     <w:p>
       <w:pPr/>
       <w:r>
-        <w:t xml:space="preserve">Dokumen ini disusun dari fungsi yang tersedia pada kode aplikasi. Tambahkan screenshot final setelah lingkungan UAT memakai data contoh yang aman. Tim IT perlu memperbarui panduan setiap kali menu, role, permission, validasi, atau alur approval berubah.</w:t>
+        <w:t xml:space="preserve">Dokumen ini diperbarui berdasarkan fungsi aplikasi per 29 Oktober 2026. Tambahkan screenshot final setelah lingkungan UAT memakai data contoh yang aman dan perbarui panduan setiap kali validasi, role, alur approval, master wilayah, atau antarmuka utama berubah.</w:t>
       </w:r>
     </w:p>
     <w:sectPr>
